--- a/OcuBridge_Product_Design_Requirements.docx
+++ b/OcuBridge_Product_Design_Requirements.docx
@@ -14,7 +14,7 @@
       <w:r>
         <w:t>Retinal and systemic health review with coordinated HCP engagement</w:t>
         <w:br/>
-        <w:t>Prepared for Aasrith Mandava and the HackGT 13 team</w:t>
+        <w:t>Prepared for Aasrith Mandava, team CodePaws (HackGT 13)</w:t>
         <w:br/>
         <w:t>Version 1.1 • 26 September 2026</w:t>
       </w:r>
